--- a/cv/YANG_CV_git.docx
+++ b/cv/YANG_CV_git.docx
@@ -535,6 +535,85 @@
           <w:sz w:val="20"/>
         </w:rPr>
         <w:t>PUBLICATIONS (KCI)</w:t>
+      </w:r>
+    </w:p>
+    <w:p>
+      <w:pPr>
+        <w:spacing w:after="80"/>
+        <w:ind w:left="360" w:hanging="360"/>
+      </w:pPr>
+      <w:r>
+        <w:rPr>
+          <w:rFonts w:ascii="Times New Roman" w:hAnsi="Times New Roman" w:eastAsia="Malgun Gothic"/>
+          <w:sz w:val="20"/>
+        </w:rPr>
+        <w:t xml:space="preserve">윤이현, </w:t>
+      </w:r>
+      <w:r>
+        <w:rPr>
+          <w:rFonts w:ascii="Times New Roman" w:hAnsi="Times New Roman" w:eastAsia="Malgun Gothic"/>
+          <w:b/>
+          <w:sz w:val="20"/>
+        </w:rPr>
+        <w:t xml:space="preserve">양은별</w:t>
+      </w:r>
+      <w:r>
+        <w:rPr>
+          <w:rFonts w:ascii="Times New Roman" w:hAnsi="Times New Roman" w:eastAsia="Malgun Gothic"/>
+          <w:sz w:val="20"/>
+        </w:rPr>
+        <w:t xml:space="preserve">, 류지헌 (2026). 공공교육자료 활용 경험에 대한 학교급별 학생 인식분석. </w:t>
+      </w:r>
+      <w:r>
+        <w:rPr>
+          <w:rFonts w:ascii="Times New Roman" w:hAnsi="Times New Roman" w:eastAsia="Malgun Gothic"/>
+          <w:b/>
+          <w:sz w:val="20"/>
+        </w:rPr>
+        <w:t xml:space="preserve">교육정보미디어연구, 32</w:t>
+      </w:r>
+      <w:r>
+        <w:rPr>
+          <w:rFonts w:ascii="Times New Roman" w:hAnsi="Times New Roman" w:eastAsia="Malgun Gothic"/>
+          <w:sz w:val="20"/>
+        </w:rPr>
+        <w:t xml:space="preserve">(3).</w:t>
+      </w:r>
+    </w:p>
+    <w:p>
+      <w:pPr>
+        <w:spacing w:after="80"/>
+        <w:ind w:left="360" w:hanging="360"/>
+      </w:pPr>
+      <w:r>
+        <w:rPr>
+          <w:rFonts w:ascii="Times New Roman" w:hAnsi="Times New Roman" w:eastAsia="Malgun Gothic"/>
+          <w:b/>
+          <w:sz w:val="20"/>
+        </w:rPr>
+        <w:t xml:space="preserve">양은별</w:t>
+      </w:r>
+      <w:r>
+        <w:rPr>
+          <w:rFonts w:ascii="Times New Roman" w:hAnsi="Times New Roman" w:eastAsia="Malgun Gothic"/>
+          <w:sz w:val="20"/>
+        </w:rPr>
+        <w:t xml:space="preserve">, 류지헌 (2026). 공간컴퓨팅 학습환경에서의 학습자 공간적 상호작용 분석 연구 동향: 주제범위 문헌 고찰. </w:t>
+      </w:r>
+      <w:r>
+        <w:rPr>
+          <w:rFonts w:ascii="Times New Roman" w:hAnsi="Times New Roman" w:eastAsia="Malgun Gothic"/>
+          <w:b/>
+          <w:sz w:val="20"/>
+        </w:rPr>
+        <w:t xml:space="preserve">교육정보미디어연구, 32</w:t>
+      </w:r>
+      <w:r>
+        <w:rPr>
+          <w:rFonts w:ascii="Times New Roman" w:hAnsi="Times New Roman" w:eastAsia="Malgun Gothic"/>
+          <w:sz w:val="20"/>
+        </w:rPr>
+        <w:t xml:space="preserve">(3).</w:t>
       </w:r>
     </w:p>
     <w:p>

--- a/cv/YANG_CV_git.docx
+++ b/cv/YANG_CV_git.docx
@@ -7174,7 +7174,7 @@
         <w:rPr>
           <w:rFonts w:eastAsia="맑은 고딕"/>
         </w:rPr>
-        <w:t>국외기타</w:t>
+        <w:t>기타</w:t>
       </w:r>
       <w:r>
         <w:rPr>
